--- a/交付成果/第三轮修订版/第三轮4周版/读书会23_小问答经讲记：萨迦耶见与圣八支道_4周资料包（第三版修订）/Word版/第4周_三摩地修习与受随观_主持人版.docx
+++ b/交付成果/第三轮修订版/第三轮4周版/读书会23_小问答经讲记：萨迦耶见与圣八支道_4周资料包（第三版修订）/Word版/第4周_三摩地修习与受随观_主持人版.docx
@@ -11209,6 +11209,367 @@
           <w:b w:val="0"/>
         </w:rPr>
         <w:t>&lt;!--EXT_READ--&gt;</w:t>
+      </w:r>
+    </w:p>
+    <w:p>
+      <w:r>
+        <w:rPr>
+          <w:b/>
+          <w:color w:val="1F3864"/>
+          <w:sz w:val="26"/>
+        </w:rPr>
+        <w:t>🖼 课件原图（源 PDF 渲染·供投屏）</w:t>
+      </w:r>
+    </w:p>
+    <w:p>
+      <w:pPr>
+        <w:ind w:left="170"/>
+        <w:pBdr>
+          <w:left w:val="single" w:sz="18" w:space="4" w:color="1F3864"/>
+        </w:pBdr>
+        <w:shd w:val="clear" w:fill="F2F5FA"/>
+      </w:pPr>
+      <w:r>
+        <w:rPr>
+          <w:b w:val="0"/>
+        </w:rPr>
+        <w:t>下列图片为正文标注「图形页／无法逐字提取／图版」处对应的</w:t>
+      </w:r>
+      <w:r>
+        <w:rPr>
+          <w:b/>
+        </w:rPr>
+        <w:t>源课件整页渲染</w:t>
+      </w:r>
+      <w:r>
+        <w:rPr>
+          <w:b w:val="0"/>
+        </w:rPr>
+        <w:t>（自知识库媒体导出后 pymupdf 渲染，供投屏或板书对照）；每页标注源材料与页码。《共读原文》文字一字未改。</w:t>
+      </w:r>
+    </w:p>
+    <w:p>
+      <w:r>
+        <w:rPr>
+          <w:b/>
+        </w:rPr>
+        <w:t>拼版总图（整册缩略·目视定位用）</w:t>
+      </w:r>
+    </w:p>
+    <w:p>
+      <w:pPr>
+        <w:pStyle w:val="ListBullet"/>
+      </w:pPr>
+      <w:r>
+        <w:rPr>
+          <w:b w:val="0"/>
+        </w:rPr>
+        <w:t>《小问答经讲记》11-古源尊者-20251111（课件）：![拼版总图·《小问答经讲记》11-古源尊者-20251111（课件）](课件原图/拼版_09c126db.png)</w:t>
+      </w:r>
+    </w:p>
+    <w:p>
+      <w:pPr>
+        <w:pStyle w:val="ListBullet"/>
+      </w:pPr>
+      <w:r>
+        <w:rPr>
+          <w:b w:val="0"/>
+        </w:rPr>
+        <w:t>《根本五十篇 Mūlapaṇṇāsapāḷi.pdf》：![拼版总图·《根本五十篇 Mūlapaṇṇāsapāḷi.pdf》](课件原图/拼版_0eb6563b.png)</w:t>
+      </w:r>
+    </w:p>
+    <w:p>
+      <w:pPr>
+        <w:pStyle w:val="ListBullet"/>
+      </w:pPr>
+      <w:r>
+        <w:rPr>
+          <w:b w:val="0"/>
+        </w:rPr>
+        <w:t>《第57讲-掉举2&amp;一境性1（共修版）》：![拼版总图·《第57讲-掉举2&amp;一境性1（共修版）》](课件原图/拼版_531c5ac0.png)</w:t>
+      </w:r>
+    </w:p>
+    <w:p>
+      <w:pPr>
+        <w:pStyle w:val="ListBullet"/>
+      </w:pPr>
+      <w:r>
+        <w:rPr>
+          <w:b w:val="0"/>
+        </w:rPr>
+        <w:t>《第104课-无色界心2（共修版）》：![拼版总图·《第104课-无色界心2（共修版）》](课件原图/拼版_0da66df2.png)</w:t>
+      </w:r>
+    </w:p>
+    <w:p>
+      <w:pPr>
+        <w:pStyle w:val="ListBullet"/>
+      </w:pPr>
+      <w:r>
+        <w:rPr>
+          <w:b w:val="0"/>
+        </w:rPr>
+        <w:t>《小问答经讲记》12-古源尊者-20251112（课件）：![拼版总图·《小问答经讲记》12-古源尊者-20251112（课件）](课件原图/拼版_3682305f.png)</w:t>
+      </w:r>
+    </w:p>
+    <w:p>
+      <w:pPr>
+        <w:pStyle w:val="ListBullet"/>
+      </w:pPr>
+      <w:r>
+        <w:rPr>
+          <w:b w:val="0"/>
+        </w:rPr>
+        <w:t>《小问答经讲记》13-古源尊者-20251113（课件）：![拼版总图·《小问答经讲记》13-古源尊者-20251113（课件）](课件原图/拼版_ed156d98.png)</w:t>
+      </w:r>
+    </w:p>
+    <w:p>
+      <w:pPr>
+        <w:pStyle w:val="ListBullet"/>
+      </w:pPr>
+      <w:r>
+        <w:rPr>
+          <w:b w:val="0"/>
+        </w:rPr>
+        <w:t>《第157讲-应用（摄集05）·三十七道品／苦之集［六盖·七随眠］（共修版）》：![拼版总图·《第157讲-应用（摄集05）·三十七道品／苦之集［六盖·七随眠］（共修版）》](课件原图/拼版_8812973f.png)</w:t>
+      </w:r>
+    </w:p>
+    <w:p>
+      <w:pPr>
+        <w:pStyle w:val="ListBullet"/>
+      </w:pPr>
+      <w:r>
+        <w:rPr>
+          <w:b w:val="0"/>
+        </w:rPr>
+        <w:t>《六处品 Saḷāyatanavaggapāḷi.pdf》：![拼版总图·《六处品 Saḷāyatanavaggapāḷi.pdf》](课件原图/拼版_75a6e923.png)</w:t>
+      </w:r>
+    </w:p>
+    <w:p>
+      <w:r>
+        <w:rPr>
+          <w:b/>
+        </w:rPr>
+        <w:t>图形页（目视定位所得）</w:t>
+      </w:r>
+    </w:p>
+    <w:p>
+      <w:pPr>
+        <w:pStyle w:val="ListBullet"/>
+      </w:pPr>
+      <w:r>
+        <w:rPr>
+          <w:b w:val="0"/>
+        </w:rPr>
+        <w:t>《小问答经讲记》11-古源尊者-20251111（课件）：（本册为文字页，无图形页）</w:t>
+      </w:r>
+    </w:p>
+    <w:p>
+      <w:pPr>
+        <w:pStyle w:val="ListBullet"/>
+      </w:pPr>
+      <w:r>
+        <w:rPr>
+          <w:b w:val="0"/>
+        </w:rPr>
+        <w:t>《根本五十篇 Mūlapaṇṇāsapāḷi.pdf》：（本册为文字页，无图形页）</w:t>
+      </w:r>
+    </w:p>
+    <w:p>
+      <w:pPr>
+        <w:pStyle w:val="ListBullet"/>
+      </w:pPr>
+      <w:r>
+        <w:rPr>
+          <w:b w:val="0"/>
+        </w:rPr>
+        <w:t>《第57讲-掉举2&amp;一境性1（共修版）》第2页（结构图）：![课件原图·《第57讲-掉举2&amp;一境性1（共修版）》·第2页](课件原图/课件原图_531c5ac0_p02.png)</w:t>
+      </w:r>
+    </w:p>
+    <w:p>
+      <w:pPr>
+        <w:pStyle w:val="ListBullet"/>
+      </w:pPr>
+      <w:r>
+        <w:rPr>
+          <w:b w:val="0"/>
+        </w:rPr>
+        <w:t>《第57讲-掉举2&amp;一境性1（共修版）》第4页（结构图）：![课件原图·《第57讲-掉举2&amp;一境性1（共修版）》·第4页](课件原图/课件原图_531c5ac0_p04.png)</w:t>
+      </w:r>
+    </w:p>
+    <w:p>
+      <w:pPr>
+        <w:pStyle w:val="ListBullet"/>
+      </w:pPr>
+      <w:r>
+        <w:rPr>
+          <w:b w:val="0"/>
+        </w:rPr>
+        <w:t>《第57讲-掉举2&amp;一境性1（共修版）》第9页（结构图）：![课件原图·《第57讲-掉举2&amp;一境性1（共修版）》·第9页](课件原图/课件原图_531c5ac0_p09.png)</w:t>
+      </w:r>
+    </w:p>
+    <w:p>
+      <w:pPr>
+        <w:pStyle w:val="ListBullet"/>
+      </w:pPr>
+      <w:r>
+        <w:rPr>
+          <w:b w:val="0"/>
+        </w:rPr>
+        <w:t>《第57讲-掉举2&amp;一境性1（共修版）》第21页（图示页）：![课件原图·《第57讲-掉举2&amp;一境性1（共修版）》·第21页](课件原图/课件原图_531c5ac0_p21.png)</w:t>
+      </w:r>
+    </w:p>
+    <w:p>
+      <w:pPr>
+        <w:pStyle w:val="ListBullet"/>
+      </w:pPr>
+      <w:r>
+        <w:rPr>
+          <w:b w:val="0"/>
+        </w:rPr>
+        <w:t>《第104课-无色界心2（共修版）》第1页（图示页）：![课件原图·《第104课-无色界心2（共修版）》·第1页](课件原图/课件原图_0da66df2_p01.png)</w:t>
+      </w:r>
+    </w:p>
+    <w:p>
+      <w:pPr>
+        <w:pStyle w:val="ListBullet"/>
+      </w:pPr>
+      <w:r>
+        <w:rPr>
+          <w:b w:val="0"/>
+        </w:rPr>
+        <w:t>《第104课-无色界心2（共修版）》第2页（表格·心所分类）：![课件原图·《第104课-无色界心2（共修版）》·第2页](课件原图/课件原图_0da66df2_p02.png)</w:t>
+      </w:r>
+    </w:p>
+    <w:p>
+      <w:pPr>
+        <w:pStyle w:val="ListBullet"/>
+      </w:pPr>
+      <w:r>
+        <w:rPr>
+          <w:b w:val="0"/>
+        </w:rPr>
+        <w:t>《第104课-无色界心2（共修版）》第6页（结构图·色界十五心）：![课件原图·《第104课-无色界心2（共修版）》·第6页](课件原图/课件原图_0da66df2_p06.png)</w:t>
+      </w:r>
+    </w:p>
+    <w:p>
+      <w:pPr>
+        <w:pStyle w:val="ListBullet"/>
+      </w:pPr>
+      <w:r>
+        <w:rPr>
+          <w:b w:val="0"/>
+        </w:rPr>
+        <w:t>《第104课-无色界心2（共修版）》第7页（流程图·五门心路过程）：![课件原图·《第104课-无色界心2（共修版）》·第7页](课件原图/课件原图_0da66df2_p07.png)</w:t>
+      </w:r>
+    </w:p>
+    <w:p>
+      <w:pPr>
+        <w:pStyle w:val="ListBullet"/>
+      </w:pPr>
+      <w:r>
+        <w:rPr>
+          <w:b w:val="0"/>
+        </w:rPr>
+        <w:t>《第104课-无色界心2（共修版）》第8页（流程图·禅那心路过程）：![课件原图·《第104课-无色界心2（共修版）》·第8页](课件原图/课件原图_0da66df2_p08.png)</w:t>
+      </w:r>
+    </w:p>
+    <w:p>
+      <w:pPr>
+        <w:pStyle w:val="ListBullet"/>
+      </w:pPr>
+      <w:r>
+        <w:rPr>
+          <w:b w:val="0"/>
+        </w:rPr>
+        <w:t>《第104课-无色界心2（共修版）》第16页（图示页）：![课件原图·《第104课-无色界心2（共修版）》·第16页](课件原图/课件原图_0da66df2_p16.png)</w:t>
+      </w:r>
+    </w:p>
+    <w:p>
+      <w:pPr>
+        <w:pStyle w:val="ListBullet"/>
+      </w:pPr>
+      <w:r>
+        <w:rPr>
+          <w:b w:val="0"/>
+        </w:rPr>
+        <w:t>《第104课-无色界心2（共修版）》第17页（图示页）：![课件原图·《第104课-无色界心2（共修版）》·第17页](课件原图/课件原图_0da66df2_p17.png)</w:t>
+      </w:r>
+    </w:p>
+    <w:p>
+      <w:pPr>
+        <w:pStyle w:val="ListBullet"/>
+      </w:pPr>
+      <w:r>
+        <w:rPr>
+          <w:b w:val="0"/>
+        </w:rPr>
+        <w:t>《小问答经讲记》12-古源尊者-20251112（课件）第7页（流程图·受念处三步五步法）：![课件原图·《小问答经讲记》12-古源尊者-20251112（课件）·第7页](课件原图/课件原图_3682305f_p07.png)</w:t>
+      </w:r>
+    </w:p>
+    <w:p>
+      <w:pPr>
+        <w:pStyle w:val="ListBullet"/>
+      </w:pPr>
+      <w:r>
+        <w:rPr>
+          <w:b w:val="0"/>
+        </w:rPr>
+        <w:t>《小问答经讲记》13-古源尊者-20251113（课件）第8页（插画·菩提树下的佛陀）：![课件原图·《小问答经讲记》13-古源尊者-20251113（课件）·第8页](课件原图/课件原图_ed156d98_p08.png)</w:t>
+      </w:r>
+    </w:p>
+    <w:p>
+      <w:pPr>
+        <w:pStyle w:val="ListBullet"/>
+      </w:pPr>
+      <w:r>
+        <w:rPr>
+          <w:b w:val="0"/>
+        </w:rPr>
+        <w:t>《第157讲-应用（摄集05）·三十七道品／苦之集［六盖·七随眠］（共修版）》第2页（结构图）：![课件原图·《第157讲-应用（摄集05）·三十七道品／苦之集［六盖·七随眠］（共修版）》·第2页](课件原图/课件原图_8812973f_p02.png)</w:t>
+      </w:r>
+    </w:p>
+    <w:p>
+      <w:pPr>
+        <w:pStyle w:val="ListBullet"/>
+      </w:pPr>
+      <w:r>
+        <w:rPr>
+          <w:b w:val="0"/>
+        </w:rPr>
+        <w:t>《第157讲-应用（摄集05）·三十七道品／苦之集［六盖·七随眠］（共修版）》第3页（结构图）：![课件原图·《第157讲-应用（摄集05）·三十七道品／苦之集［六盖·七随眠］（共修版）》·第3页](课件原图/课件原图_8812973f_p03.png)</w:t>
+      </w:r>
+    </w:p>
+    <w:p>
+      <w:pPr>
+        <w:pStyle w:val="ListBullet"/>
+      </w:pPr>
+      <w:r>
+        <w:rPr>
+          <w:b w:val="0"/>
+        </w:rPr>
+        <w:t>《第157讲-应用（摄集05）·三十七道品／苦之集［六盖·七随眠］（共修版）》第8页（示图页）：![课件原图·《第157讲-应用（摄集05）·三十七道品／苦之集［六盖·七随眠］（共修版）》·第8页](课件原图/课件原图_8812973f_p08.png)</w:t>
+      </w:r>
+    </w:p>
+    <w:p>
+      <w:pPr>
+        <w:pStyle w:val="ListBullet"/>
+      </w:pPr>
+      <w:r>
+        <w:rPr>
+          <w:b w:val="0"/>
+        </w:rPr>
+        <w:t>《第157讲-应用（摄集05）·三十七道品／苦之集［六盖·七随眠］（共修版）》第9页（示图页）：![课件原图·《第157讲-应用（摄集05）·三十七道品／苦之集［六盖·七随眠］（共修版）》·第9页](课件原图/课件原图_8812973f_p09.png)</w:t>
+      </w:r>
+    </w:p>
+    <w:p>
+      <w:pPr>
+        <w:pStyle w:val="ListBullet"/>
+      </w:pPr>
+      <w:r>
+        <w:rPr>
+          <w:b w:val="0"/>
+        </w:rPr>
+        <w:t>《六处品 Saḷāyatanavaggapāḷi.pdf》：（本册为文字页，无图形页）</w:t>
       </w:r>
     </w:p>
     <w:sectPr>

--- a/交付成果/第三轮修订版/第三轮4周版/读书会23_小问答经讲记：萨迦耶见与圣八支道_4周资料包（第三版修订）/Word版/第4周_三摩地修习与受随观_主持人版.docx
+++ b/交付成果/第三轮修订版/第三轮4周版/读书会23_小问答经讲记：萨迦耶见与圣八支道_4周资料包（第三版修订）/Word版/第4周_三摩地修习与受随观_主持人版.docx
@@ -11245,14 +11245,26 @@
         <w:rPr>
           <w:b w:val="0"/>
         </w:rPr>
-        <w:t>（自知识库媒体导出后 pymupdf 渲染，供投屏或板书对照）；每页标注源材料与页码。《共读原文》文字一字未改。</w:t>
-      </w:r>
-    </w:p>
-    <w:p>
+        <w:t>（自知识库媒体导出后 pymupdf 渲染，供投屏或板书对照）；每页标注源材料与页码。《共读原文》文字一字未改。（</w:t>
+      </w:r>
       <w:r>
         <w:rPr>
           <w:b/>
         </w:rPr>
+        <w:t>第三轮收敛：每册「拼版总图＋图形页」合计 ≤10 页</w:t>
+      </w:r>
+      <w:r>
+        <w:rPr>
+          <w:b w:val="0"/>
+        </w:rPr>
+        <w:t>，同类择要，优先关系图／流程图／表格／思维导图。）</w:t>
+      </w:r>
+    </w:p>
+    <w:p>
+      <w:r>
+        <w:rPr>
+          <w:b/>
+        </w:rPr>
         <w:t>拼版总图（整册缩略·目视定位用）</w:t>
       </w:r>
     </w:p>
@@ -11264,7 +11276,7 @@
         <w:rPr>
           <w:b w:val="0"/>
         </w:rPr>
-        <w:t>《小问答经讲记》11-古源尊者-20251111（课件）：![拼版总图·《小问答经讲记》11-古源尊者-20251111（课件）](课件原图/拼版_09c126db.png)</w:t>
+        <w:t>《小问答经讲记》11-古源尊者-20251111（课件）：![拼版总图·《小问答经讲记》11-古源尊者-20251111（课件）](课件原图/拼版_09c126db.jpg)</w:t>
       </w:r>
     </w:p>
     <w:p>
@@ -11275,7 +11287,7 @@
         <w:rPr>
           <w:b w:val="0"/>
         </w:rPr>
-        <w:t>《根本五十篇 Mūlapaṇṇāsapāḷi.pdf》：![拼版总图·《根本五十篇 Mūlapaṇṇāsapāḷi.pdf》](课件原图/拼版_0eb6563b.png)</w:t>
+        <w:t>《小问答经讲记》12-古源尊者-20251112（课件）：![拼版总图·《小问答经讲记》12-古源尊者-20251112（课件）](课件原图/拼版_3682305f.jpg)</w:t>
       </w:r>
     </w:p>
     <w:p>
@@ -11286,7 +11298,7 @@
         <w:rPr>
           <w:b w:val="0"/>
         </w:rPr>
-        <w:t>《第57讲-掉举2&amp;一境性1（共修版）》：![拼版总图·《第57讲-掉举2&amp;一境性1（共修版）》](课件原图/拼版_531c5ac0.png)</w:t>
+        <w:t>《小问答经讲记》13-古源尊者-20251113（课件）：![拼版总图·《小问答经讲记》13-古源尊者-20251113（课件）](课件原图/拼版_ed156d98.jpg)</w:t>
       </w:r>
     </w:p>
     <w:p>
@@ -11297,7 +11309,15 @@
         <w:rPr>
           <w:b w:val="0"/>
         </w:rPr>
-        <w:t>《第104课-无色界心2（共修版）》：![拼版总图·《第104课-无色界心2（共修版）》](课件原图/拼版_0da66df2.png)</w:t>
+        <w:t>《第57讲-掉举2&amp;一境性1（共修版）》：![拼版总图·《第57讲-掉举2&amp;一境性1（共修版）》](课件原图/拼版_531c5ac0.jpg)</w:t>
+      </w:r>
+    </w:p>
+    <w:p>
+      <w:r>
+        <w:rPr>
+          <w:b/>
+        </w:rPr>
+        <w:t>图形页（目视定位所得）</w:t>
       </w:r>
     </w:p>
     <w:p>
@@ -11308,7 +11328,7 @@
         <w:rPr>
           <w:b w:val="0"/>
         </w:rPr>
-        <w:t>《小问答经讲记》12-古源尊者-20251112（课件）：![拼版总图·《小问答经讲记》12-古源尊者-20251112（课件）](课件原图/拼版_3682305f.png)</w:t>
+        <w:t>《第57讲-掉举2&amp;一境性1（共修版）》第2页（结构图）：![课件原图·《第57讲-掉举2&amp;一境性1（共修版）》·第2页](课件原图/课件原图_531c5ac0_p02.jpg)</w:t>
       </w:r>
     </w:p>
     <w:p>
@@ -11319,7 +11339,7 @@
         <w:rPr>
           <w:b w:val="0"/>
         </w:rPr>
-        <w:t>《小问答经讲记》13-古源尊者-20251113（课件）：![拼版总图·《小问答经讲记》13-古源尊者-20251113（课件）](课件原图/拼版_ed156d98.png)</w:t>
+        <w:t>《第104课-无色界心2（共修版）》第7页（流程图·五门心路过程）：![课件原图·《第104课-无色界心2（共修版）》·第7页](课件原图/课件原图_0da66df2_p07.jpg)</w:t>
       </w:r>
     </w:p>
     <w:p>
@@ -11330,7 +11350,7 @@
         <w:rPr>
           <w:b w:val="0"/>
         </w:rPr>
-        <w:t>《第157讲-应用（摄集05）·三十七道品／苦之集［六盖·七随眠］（共修版）》：![拼版总图·《第157讲-应用（摄集05）·三十七道品／苦之集［六盖·七随眠］（共修版）》](课件原图/拼版_8812973f.png)</w:t>
+        <w:t>《第104课-无色界心2（共修版）》第8页（流程图·禅那心路过程）：![课件原图·《第104课-无色界心2（共修版）》·第8页](课件原图/课件原图_0da66df2_p08.jpg)</w:t>
       </w:r>
     </w:p>
     <w:p>
@@ -11341,15 +11361,7 @@
         <w:rPr>
           <w:b w:val="0"/>
         </w:rPr>
-        <w:t>《六处品 Saḷāyatanavaggapāḷi.pdf》：![拼版总图·《六处品 Saḷāyatanavaggapāḷi.pdf》](课件原图/拼版_75a6e923.png)</w:t>
-      </w:r>
-    </w:p>
-    <w:p>
-      <w:r>
-        <w:rPr>
-          <w:b/>
-        </w:rPr>
-        <w:t>图形页（目视定位所得）</w:t>
+        <w:t>《小问答经讲记》12-古源尊者-20251112（课件）第7页（流程图·受念处三步五步法）：![课件原图·《小问答经讲记》12-古源尊者-20251112（课件）·第7页](课件原图/课件原图_3682305f_p07.jpg)</w:t>
       </w:r>
     </w:p>
     <w:p>
@@ -11360,7 +11372,7 @@
         <w:rPr>
           <w:b w:val="0"/>
         </w:rPr>
-        <w:t>《小问答经讲记》11-古源尊者-20251111（课件）：（本册为文字页，无图形页）</w:t>
+        <w:t>《小问答经讲记》13-古源尊者-20251113（课件）第8页（插画·菩提树下的佛陀）：![课件原图·《小问答经讲记》13-古源尊者-20251113（课件）·第8页](课件原图/课件原图_ed156d98_p08.jpg)</w:t>
       </w:r>
     </w:p>
     <w:p>
@@ -11371,205 +11383,7 @@
         <w:rPr>
           <w:b w:val="0"/>
         </w:rPr>
-        <w:t>《根本五十篇 Mūlapaṇṇāsapāḷi.pdf》：（本册为文字页，无图形页）</w:t>
-      </w:r>
-    </w:p>
-    <w:p>
-      <w:pPr>
-        <w:pStyle w:val="ListBullet"/>
-      </w:pPr>
-      <w:r>
-        <w:rPr>
-          <w:b w:val="0"/>
-        </w:rPr>
-        <w:t>《第57讲-掉举2&amp;一境性1（共修版）》第2页（结构图）：![课件原图·《第57讲-掉举2&amp;一境性1（共修版）》·第2页](课件原图/课件原图_531c5ac0_p02.png)</w:t>
-      </w:r>
-    </w:p>
-    <w:p>
-      <w:pPr>
-        <w:pStyle w:val="ListBullet"/>
-      </w:pPr>
-      <w:r>
-        <w:rPr>
-          <w:b w:val="0"/>
-        </w:rPr>
-        <w:t>《第57讲-掉举2&amp;一境性1（共修版）》第4页（结构图）：![课件原图·《第57讲-掉举2&amp;一境性1（共修版）》·第4页](课件原图/课件原图_531c5ac0_p04.png)</w:t>
-      </w:r>
-    </w:p>
-    <w:p>
-      <w:pPr>
-        <w:pStyle w:val="ListBullet"/>
-      </w:pPr>
-      <w:r>
-        <w:rPr>
-          <w:b w:val="0"/>
-        </w:rPr>
-        <w:t>《第57讲-掉举2&amp;一境性1（共修版）》第9页（结构图）：![课件原图·《第57讲-掉举2&amp;一境性1（共修版）》·第9页](课件原图/课件原图_531c5ac0_p09.png)</w:t>
-      </w:r>
-    </w:p>
-    <w:p>
-      <w:pPr>
-        <w:pStyle w:val="ListBullet"/>
-      </w:pPr>
-      <w:r>
-        <w:rPr>
-          <w:b w:val="0"/>
-        </w:rPr>
-        <w:t>《第57讲-掉举2&amp;一境性1（共修版）》第21页（图示页）：![课件原图·《第57讲-掉举2&amp;一境性1（共修版）》·第21页](课件原图/课件原图_531c5ac0_p21.png)</w:t>
-      </w:r>
-    </w:p>
-    <w:p>
-      <w:pPr>
-        <w:pStyle w:val="ListBullet"/>
-      </w:pPr>
-      <w:r>
-        <w:rPr>
-          <w:b w:val="0"/>
-        </w:rPr>
-        <w:t>《第104课-无色界心2（共修版）》第1页（图示页）：![课件原图·《第104课-无色界心2（共修版）》·第1页](课件原图/课件原图_0da66df2_p01.png)</w:t>
-      </w:r>
-    </w:p>
-    <w:p>
-      <w:pPr>
-        <w:pStyle w:val="ListBullet"/>
-      </w:pPr>
-      <w:r>
-        <w:rPr>
-          <w:b w:val="0"/>
-        </w:rPr>
-        <w:t>《第104课-无色界心2（共修版）》第2页（表格·心所分类）：![课件原图·《第104课-无色界心2（共修版）》·第2页](课件原图/课件原图_0da66df2_p02.png)</w:t>
-      </w:r>
-    </w:p>
-    <w:p>
-      <w:pPr>
-        <w:pStyle w:val="ListBullet"/>
-      </w:pPr>
-      <w:r>
-        <w:rPr>
-          <w:b w:val="0"/>
-        </w:rPr>
-        <w:t>《第104课-无色界心2（共修版）》第6页（结构图·色界十五心）：![课件原图·《第104课-无色界心2（共修版）》·第6页](课件原图/课件原图_0da66df2_p06.png)</w:t>
-      </w:r>
-    </w:p>
-    <w:p>
-      <w:pPr>
-        <w:pStyle w:val="ListBullet"/>
-      </w:pPr>
-      <w:r>
-        <w:rPr>
-          <w:b w:val="0"/>
-        </w:rPr>
-        <w:t>《第104课-无色界心2（共修版）》第7页（流程图·五门心路过程）：![课件原图·《第104课-无色界心2（共修版）》·第7页](课件原图/课件原图_0da66df2_p07.png)</w:t>
-      </w:r>
-    </w:p>
-    <w:p>
-      <w:pPr>
-        <w:pStyle w:val="ListBullet"/>
-      </w:pPr>
-      <w:r>
-        <w:rPr>
-          <w:b w:val="0"/>
-        </w:rPr>
-        <w:t>《第104课-无色界心2（共修版）》第8页（流程图·禅那心路过程）：![课件原图·《第104课-无色界心2（共修版）》·第8页](课件原图/课件原图_0da66df2_p08.png)</w:t>
-      </w:r>
-    </w:p>
-    <w:p>
-      <w:pPr>
-        <w:pStyle w:val="ListBullet"/>
-      </w:pPr>
-      <w:r>
-        <w:rPr>
-          <w:b w:val="0"/>
-        </w:rPr>
-        <w:t>《第104课-无色界心2（共修版）》第16页（图示页）：![课件原图·《第104课-无色界心2（共修版）》·第16页](课件原图/课件原图_0da66df2_p16.png)</w:t>
-      </w:r>
-    </w:p>
-    <w:p>
-      <w:pPr>
-        <w:pStyle w:val="ListBullet"/>
-      </w:pPr>
-      <w:r>
-        <w:rPr>
-          <w:b w:val="0"/>
-        </w:rPr>
-        <w:t>《第104课-无色界心2（共修版）》第17页（图示页）：![课件原图·《第104课-无色界心2（共修版）》·第17页](课件原图/课件原图_0da66df2_p17.png)</w:t>
-      </w:r>
-    </w:p>
-    <w:p>
-      <w:pPr>
-        <w:pStyle w:val="ListBullet"/>
-      </w:pPr>
-      <w:r>
-        <w:rPr>
-          <w:b w:val="0"/>
-        </w:rPr>
-        <w:t>《小问答经讲记》12-古源尊者-20251112（课件）第7页（流程图·受念处三步五步法）：![课件原图·《小问答经讲记》12-古源尊者-20251112（课件）·第7页](课件原图/课件原图_3682305f_p07.png)</w:t>
-      </w:r>
-    </w:p>
-    <w:p>
-      <w:pPr>
-        <w:pStyle w:val="ListBullet"/>
-      </w:pPr>
-      <w:r>
-        <w:rPr>
-          <w:b w:val="0"/>
-        </w:rPr>
-        <w:t>《小问答经讲记》13-古源尊者-20251113（课件）第8页（插画·菩提树下的佛陀）：![课件原图·《小问答经讲记》13-古源尊者-20251113（课件）·第8页](课件原图/课件原图_ed156d98_p08.png)</w:t>
-      </w:r>
-    </w:p>
-    <w:p>
-      <w:pPr>
-        <w:pStyle w:val="ListBullet"/>
-      </w:pPr>
-      <w:r>
-        <w:rPr>
-          <w:b w:val="0"/>
-        </w:rPr>
-        <w:t>《第157讲-应用（摄集05）·三十七道品／苦之集［六盖·七随眠］（共修版）》第2页（结构图）：![课件原图·《第157讲-应用（摄集05）·三十七道品／苦之集［六盖·七随眠］（共修版）》·第2页](课件原图/课件原图_8812973f_p02.png)</w:t>
-      </w:r>
-    </w:p>
-    <w:p>
-      <w:pPr>
-        <w:pStyle w:val="ListBullet"/>
-      </w:pPr>
-      <w:r>
-        <w:rPr>
-          <w:b w:val="0"/>
-        </w:rPr>
-        <w:t>《第157讲-应用（摄集05）·三十七道品／苦之集［六盖·七随眠］（共修版）》第3页（结构图）：![课件原图·《第157讲-应用（摄集05）·三十七道品／苦之集［六盖·七随眠］（共修版）》·第3页](课件原图/课件原图_8812973f_p03.png)</w:t>
-      </w:r>
-    </w:p>
-    <w:p>
-      <w:pPr>
-        <w:pStyle w:val="ListBullet"/>
-      </w:pPr>
-      <w:r>
-        <w:rPr>
-          <w:b w:val="0"/>
-        </w:rPr>
-        <w:t>《第157讲-应用（摄集05）·三十七道品／苦之集［六盖·七随眠］（共修版）》第8页（示图页）：![课件原图·《第157讲-应用（摄集05）·三十七道品／苦之集［六盖·七随眠］（共修版）》·第8页](课件原图/课件原图_8812973f_p08.png)</w:t>
-      </w:r>
-    </w:p>
-    <w:p>
-      <w:pPr>
-        <w:pStyle w:val="ListBullet"/>
-      </w:pPr>
-      <w:r>
-        <w:rPr>
-          <w:b w:val="0"/>
-        </w:rPr>
-        <w:t>《第157讲-应用（摄集05）·三十七道品／苦之集［六盖·七随眠］（共修版）》第9页（示图页）：![课件原图·《第157讲-应用（摄集05）·三十七道品／苦之集［六盖·七随眠］（共修版）》·第9页](课件原图/课件原图_8812973f_p09.png)</w:t>
-      </w:r>
-    </w:p>
-    <w:p>
-      <w:pPr>
-        <w:pStyle w:val="ListBullet"/>
-      </w:pPr>
-      <w:r>
-        <w:rPr>
-          <w:b w:val="0"/>
-        </w:rPr>
-        <w:t>《六处品 Saḷāyatanavaggapāḷi.pdf》：（本册为文字页，无图形页）</w:t>
+        <w:t>《第157讲-应用（摄集05）·三十七道品／苦之集［六盖·七随眠］（共修版）》第3页（结构图）：![课件原图·《第157讲-应用（摄集05）·三十七道品／苦之集［六盖·七随眠］（共修版）》·第3页](课件原图/课件原图_8812973f_p03.jpg)</w:t>
       </w:r>
     </w:p>
     <w:sectPr>

--- a/交付成果/第三轮修订版/第三轮4周版/读书会23_小问答经讲记：萨迦耶见与圣八支道_4周资料包（第三版修订）/Word版/第4周_三摩地修习与受随观_主持人版.docx
+++ b/交付成果/第三轮修订版/第三轮4周版/读书会23_小问答经讲记：萨迦耶见与圣八支道_4周资料包（第三版修订）/Word版/第4周_三摩地修习与受随观_主持人版.docx
@@ -1960,14 +1960,6 @@
     <w:p>
       <w:r>
         <w:rPr>
-          <w:b w:val="0"/>
-        </w:rPr>
-        <w:t>[generated, not original text]</w:t>
-      </w:r>
-    </w:p>
-    <w:p>
-      <w:r>
-        <w:rPr>
           <w:b/>
         </w:rPr>
         <w:t>材料②</w:t>
@@ -5516,14 +5508,6 @@
     <w:p>
       <w:r>
         <w:rPr>
-          <w:b w:val="0"/>
-        </w:rPr>
-        <w:t>[generated, not original text]</w:t>
-      </w:r>
-    </w:p>
-    <w:p>
-      <w:r>
-        <w:rPr>
           <w:b/>
           <w:color w:val="1F3864"/>
           <w:sz w:val="26"/>
@@ -6248,14 +6232,6 @@
     <w:p>
       <w:r>
         <w:rPr>
-          <w:b w:val="0"/>
-        </w:rPr>
-        <w:t>[generated, not original text]</w:t>
-      </w:r>
-    </w:p>
-    <w:p>
-      <w:r>
-        <w:rPr>
           <w:b/>
           <w:color w:val="1F3864"/>
           <w:sz w:val="26"/>
@@ -6659,14 +6635,6 @@
           <w:b w:val="0"/>
         </w:rPr>
         <w:t>如果这一步都停不下来，还能生起道智？这是美梦啊！正念、正知，每一个当下正念、正知能不能练起来？碰到问题的时候，能不能够不要跟著习惯就冲出去，而是能够停下？你第一步能够停下来，再说你用什么样的方法对治。光明智贤友问：“多长时间？”“二十八天。”干它二十八天看看，记一记，看、听、嗅、尝、触，你正念了多少回？那就是真干。</w:t>
-      </w:r>
-    </w:p>
-    <w:p>
-      <w:r>
-        <w:rPr>
-          <w:b w:val="0"/>
-        </w:rPr>
-        <w:t>[generated, not original text]</w:t>
       </w:r>
     </w:p>
     <w:p>
